--- a/informes-utm/Informe_UTM_64046_2026-08-31_a_2026-09-06.docx
+++ b/informes-utm/Informe_UTM_64046_2026-08-31_a_2026-09-06.docx
@@ -29,12 +29,12 @@
     </w:p>
     <w:p>
       <w:r>
-        <w:t>Network Service (923.01 GB, QUIC 429.39 GB), General Interest (Google.Services 594.43 GB) y Collaboration (WhatsApp 354.82 GB) se reparten el consumo. Windows Update 231.97 GB. Social Media sube a 103.75 GB (Facebook 49.66 GB y TikTok 44.36 GB). YouTube 12.72 GB, Netflix 8.34 GB y Spotify 6.22 GB.</w:t>
+        <w:t>Network Service (923.01 GB, QUIC 429.39 GB), General Interest (Google.Services 594.43 GB) y Collaboration (WhatsApp 354.82 GB) se reparten el consumo. Windows Update 231.97 GB. Social Media suma 103.75 GB (Facebook 49.66 GB y TikTok 44.36 GB). YouTube 12.72 GB, Netflix 8.34 GB y Spotify 6.22 GB.</w:t>
       </w:r>
     </w:p>
     <w:p>
       <w:r>
-        <w:t>Remote Access se mantiene con AnyDesk como herramienta principal y un residual de TeamViewer, coherente con soportes remotos, siempre que el inventario de sistemas lo confirme. La categoría Proxy sigue mostrando clientes de evasión (Hola.VPN, Psiphon, Proton, Ultrasurf o similares), con poco volumen pero con el mismo comportamiento de las semanas anteriores.</w:t>
+        <w:t>Remote Access muestra AnyDesk como herramienta principal y un residual de TeamViewer. Conviene confirmar que corresponda a soportes autorizados. La categoría Proxy de este corte incluye clientes de evasión (Hola.VPN, Psiphon, Proton, Ultrasurf o similares), con poco volumen.</w:t>
       </w:r>
     </w:p>
     <w:p>
@@ -88,7 +88,7 @@
           </w:tcPr>
           <w:p>
             <w:r>
-              <w:t>%</w:t>
+              <w:t>% aprox.</w:t>
             </w:r>
           </w:p>
         </w:tc>
@@ -228,7 +228,7 @@
           </w:tcPr>
           <w:p>
             <w:r>
-              <w:t>Social Media</w:t>
+              <w:t>Storage.Backup</w:t>
             </w:r>
           </w:p>
         </w:tc>
@@ -238,7 +238,7 @@
           </w:tcPr>
           <w:p>
             <w:r>
-              <w:t>103.75 GB</w:t>
+              <w:t>79.21 GB</w:t>
             </w:r>
           </w:p>
         </w:tc>
@@ -248,7 +248,7 @@
           </w:tcPr>
           <w:p>
             <w:r>
-              <w:t>3.55 %</w:t>
+              <w:t>2.71 %</w:t>
             </w:r>
           </w:p>
         </w:tc>
@@ -260,7 +260,7 @@
           </w:tcPr>
           <w:p>
             <w:r>
-              <w:t>Unknown</w:t>
+              <w:t>Desconocido / Other (resto)</w:t>
             </w:r>
           </w:p>
         </w:tc>
@@ -270,7 +270,7 @@
           </w:tcPr>
           <w:p>
             <w:r>
-              <w:t>94.12 GB</w:t>
+              <w:t>309.63 GB</w:t>
             </w:r>
           </w:p>
         </w:tc>
@@ -280,7 +280,7 @@
           </w:tcPr>
           <w:p>
             <w:r>
-              <w:t>3.22 %</w:t>
+              <w:t>10.59 %</w:t>
             </w:r>
           </w:p>
         </w:tc>
@@ -289,7 +289,7 @@
     <w:p/>
     <w:p>
       <w:r>
-        <w:t>Network Service corresponde al tráfico cifrado (QUIC/SSL) que Fortinet no abre. General Interest es sobre todo Google. Collaboration es WhatsApp y Microsoft 365. Update son parches de Windows y Adobe. Storage Backup es OneDrive, iCloud y Google Drive.</w:t>
+        <w:t>Network Service corresponde al tráfico cifrado (QUIC/SSL) que Fortinet no abre. General Interest es sobre todo Google. Collaboration es WhatsApp y Microsoft 365. Update son parches de Windows y Adobe. Storage Backup es OneDrive, iCloud y Google Drive. Desconocido / Other (resto) agrupa Unknown y las categorías menores de este corte (Social Media, Video/Audio, GenAI, Cloud, correo, VoIP y acceso remoto). Dentro de ese resto, la categoría Unknown de Fortinet es 94.12 GB (3.22 %).</w:t>
       </w:r>
     </w:p>
     <w:p>
@@ -347,7 +347,7 @@
     </w:p>
     <w:p>
       <w:r>
-        <w:t>192.168.2.49 vuelve a liderar, ahora con 87.18 GB. 192.168.55.78 consume 30.49 GB (patrón de descargas NEP/S3 y Drive ya visto en semanas anteriores). PBL-HOSP04 (19.84 GB) mezcla operación y radio. ADM-FACT10 (16.81 GB) es consumo administrativo. 192.168.52.215 (13.71 GB) tiene sesiones de subida a YouTube.</w:t>
+        <w:t>192.168.2.49 lidera con 87.18 GB. 192.168.55.78 consume 30.49 GB (destinos de almacenamiento e imágenes NEP). PBL-HOSP04 (19.84 GB) mezcla operación y radio. ADM-FACT10 (16.81 GB) es consumo administrativo. 192.168.52.215 (13.71 GB) tiene sesiones de subida a YouTube.</w:t>
       </w:r>
     </w:p>
     <w:p>
@@ -397,7 +397,7 @@
     </w:p>
     <w:p>
       <w:r>
-        <w:t>Reputación (score alto, no equivale por sí solo a consumo): 1 172.17.23.2; 2 158.69.177.101; 3 SOPORTE; 4 2001:67c:254:b0b0::abba; 5 172.16.181.14; 6 172.16.104.24. 172.17.23.2 se mantiene primero todas las semanas; en el informe del 3 al 9 de agosto coincidía con la planta Grandstream UCM6204.</w:t>
+        <w:t>Reputación (score alto, no equivale por sí solo a consumo): 1 172.17.23.2; 2 158.69.177.101; 3 SOPORTE; 4 2001:67c:254:b0b0::abba; 5 172.16.181.14; 6 172.16.104.24. El primero de la lista no trae hostname de usuario en este corte.</w:t>
       </w:r>
     </w:p>
     <w:p>
@@ -415,7 +415,7 @@
     </w:p>
     <w:p>
       <w:r>
-        <w:t>LIB-FARMA01 dejó stream-289.surfernetwork.com encendido 1,440 minutos el 31 de agosto (3.33 GB), el mismo patrón de la semana del 3 al 9 de agosto. 192.168.52.215 subió contenido a upload.youtube.com el 2 de septiembre (2.30 GB) y el 3 de septiembre (1.80 GB). Streaming Media and Download en el filtro web: 68.51 GB.</w:t>
+        <w:t>LIB-FARMA01 dejó stream-289.surfernetwork.com encendido 1,440 minutos el 31 de agosto (3.33 GB). 192.168.52.215 subió contenido a upload.youtube.com el 2 de septiembre (2.30 GB) y el 3 de septiembre (1.80 GB). Streaming Media and Download en el filtro web: 68.51 GB.</w:t>
       </w:r>
     </w:p>
     <w:p>
@@ -461,7 +461,7 @@
     </w:p>
     <w:p>
       <w:r>
-        <w:t>Information Technology 645.72 GB, Instant Messaging 338.77 GB y File Sharing 108.07 GB. Bloqueos: Freeware 1,811,254, Shopping 222,892, Streaming 197,520, Proxy Avoidance 21,315 e Internet Radio and TV 8,624. Reputación: 158.69.177.101 queda segunda, con el mayor incremento frente a la semana previa. 172.17.23.2 sigue primero, asociado en informes anteriores a la planta Grandstream; se trata como ruido de telefonía hasta validar.</w:t>
+        <w:t>Information Technology 645.72 GB, Instant Messaging 338.77 GB y File Sharing 108.07 GB. Bloqueos: Freeware 1,811,254, Shopping 222,892, Streaming 197,520, Proxy Avoidance 21,315 e Internet Radio and TV 8,624. Reputación: 172.17.23.2 encabeza el score y 158.69.177.101 queda en segundo lugar. Ninguno de los dos trae hostname en este corte.</w:t>
       </w:r>
     </w:p>
     <w:p>
@@ -582,7 +582,7 @@
         <w:t xml:space="preserve">TKT-UTM-2026-08-31-03 [Media] — 192.168.2.49: </w:t>
       </w:r>
       <w:r>
-        <w:t>Mayor consumidor de la semana (87.18 GB). Cruzar con el hallazgo de la semana anterior y fijar el hostname.</w:t>
+        <w:t>Mayor consumidor web del corte (87.18 GB). Identificar el hostname en el inventario.</w:t>
       </w:r>
     </w:p>
     <w:p>
@@ -593,7 +593,7 @@
         <w:t xml:space="preserve">TKT-UTM-2026-08-31-04 [Media] — 158.69.177.101: </w:t>
       </w:r>
       <w:r>
-        <w:t>IP externa con el mayor aumento de reputación del corte. Identificar origen.</w:t>
+        <w:t>IP externa en el segundo puesto de reputación. Identificar origen.</w:t>
       </w:r>
     </w:p>
     <w:p>
@@ -617,7 +617,7 @@
     </w:p>
     <w:p>
       <w:r>
-        <w:t>Frente al informe del 3 al 9 de agosto se mantiene WhatsApp, Windows Update y la poca visibilidad de Fortinet sobre destinos encapsulados. La pornografía masiva de COM-TRIAGE01 no se repite en este corte. Sí persisten las radios de turno (virtualtronics y surfernetwork), los intentos de VPN/proxy y AnyDesk. 192.168.9.254 y 192.168.2.49 siguen entre los mayores consumidores y aún requieren hostname estable.</w:t>
+        <w:t>En los PDF de este corte, 192.168.2.49 lidera el consumo web con 87.18 GB y no trae hostname. LIB-FARMA01 deja stream-289.surfernetwork.com encendido 1,440 minutos (3.33 GB). 192.168.52.215 sube contenido a upload.youtube.com (2.30 GB y 1.80 GB). Unknown suma 94.12 GB. TikTok registra 44.36 GB y Facebook 49.66 GB. 158.69.177.101 ocupa el segundo lugar de reputación, sin hostname.</w:t>
       </w:r>
     </w:p>
     <w:sectPr>
